--- a/pr-preview/pr-69/chapters/10-random-variability.docx
+++ b/pr-preview/pr-69/chapters/10-random-variability.docx
@@ -171,10 +171,10 @@
       </w:r>
       <m:oMath>
         <m:r>
-          <m:t>P</m:t>
-        </m:r>
-        <m:r>
-          <m:t>r</m:t>
+          <m:rPr>
+            <m:sty m:val="p"/>
+          </m:rPr>
+          <m:t>Pr</m:t>
         </m:r>
         <m:r>
           <m:rPr>
@@ -320,10 +320,10 @@
             </w:r>
             <m:oMath>
               <m:r>
-                <m:t>P</m:t>
-              </m:r>
-              <m:r>
-                <m:t>r</m:t>
+                <m:rPr>
+                  <m:sty m:val="p"/>
+                </m:rPr>
+                <m:t>Pr</m:t>
               </m:r>
               <m:r>
                 <m:rPr>
@@ -914,10 +914,10 @@
       </w:r>
       <m:oMath>
         <m:r>
-          <m:t>P</m:t>
-        </m:r>
-        <m:r>
-          <m:t>r</m:t>
+          <m:rPr>
+            <m:sty m:val="p"/>
+          </m:rPr>
+          <m:t>Pr</m:t>
         </m:r>
         <m:r>
           <m:rPr>
@@ -1714,10 +1714,10 @@
       </w:r>
       <m:oMath>
         <m:r>
-          <m:t>P</m:t>
-        </m:r>
-        <m:r>
-          <m:t>r</m:t>
+          <m:rPr>
+            <m:sty m:val="p"/>
+          </m:rPr>
+          <m:t>Pr</m:t>
         </m:r>
         <m:r>
           <m:rPr>
@@ -1759,10 +1759,10 @@
           <m:t>=</m:t>
         </m:r>
         <m:r>
-          <m:t>P</m:t>
-        </m:r>
-        <m:r>
-          <m:t>r</m:t>
+          <m:rPr>
+            <m:sty m:val="p"/>
+          </m:rPr>
+          <m:t>Pr</m:t>
         </m:r>
         <m:r>
           <m:rPr>
@@ -1836,10 +1836,10 @@
         </m:oMathParaPr>
         <m:oMath>
           <m:r>
-            <m:t>P</m:t>
-          </m:r>
-          <m:r>
-            <m:t>r</m:t>
+            <m:rPr>
+              <m:sty m:val="p"/>
+            </m:rPr>
+            <m:t>Pr</m:t>
           </m:r>
           <m:r>
             <m:rPr>
@@ -1890,10 +1890,10 @@
             <m:t>−</m:t>
           </m:r>
           <m:r>
-            <m:t>P</m:t>
-          </m:r>
-          <m:r>
-            <m:t>r</m:t>
+            <m:rPr>
+              <m:sty m:val="p"/>
+            </m:rPr>
+            <m:t>Pr</m:t>
           </m:r>
           <m:r>
             <m:rPr>
@@ -1944,10 +1944,10 @@
             <m:t>=</m:t>
           </m:r>
           <m:r>
-            <m:t>P</m:t>
-          </m:r>
-          <m:r>
-            <m:t>r</m:t>
+            <m:rPr>
+              <m:sty m:val="p"/>
+            </m:rPr>
+            <m:t>Pr</m:t>
           </m:r>
           <m:r>
             <m:rPr>
@@ -1998,10 +1998,10 @@
             <m:t>−</m:t>
           </m:r>
           <m:r>
-            <m:t>P</m:t>
-          </m:r>
-          <m:r>
-            <m:t>r</m:t>
+            <m:rPr>
+              <m:sty m:val="p"/>
+            </m:rPr>
+            <m:t>Pr</m:t>
           </m:r>
           <m:r>
             <m:rPr>
@@ -2699,10 +2699,10 @@
           <m:t>=</m:t>
         </m:r>
         <m:r>
-          <m:t>P</m:t>
-        </m:r>
-        <m:r>
-          <m:t>r</m:t>
+          <m:rPr>
+            <m:sty m:val="p"/>
+          </m:rPr>
+          <m:t>Pr</m:t>
         </m:r>
         <m:r>
           <m:rPr>
@@ -3923,10 +3923,10 @@
           <m:t>logit</m:t>
         </m:r>
         <m:r>
-          <m:t>P</m:t>
-        </m:r>
-        <m:r>
-          <m:t>r</m:t>
+          <m:rPr>
+            <m:sty m:val="p"/>
+          </m:rPr>
+          <m:t>Pr</m:t>
         </m:r>
         <m:r>
           <m:rPr>
@@ -4535,10 +4535,10 @@
       </w:r>
       <m:oMath>
         <m:r>
-          <m:t>P</m:t>
-        </m:r>
-        <m:r>
-          <m:t>r</m:t>
+          <m:rPr>
+            <m:sty m:val="p"/>
+          </m:rPr>
+          <m:t>Pr</m:t>
         </m:r>
         <m:r>
           <m:rPr>
